--- a/2. Vulnerabilidades/2.1 Escaneo.docx
+++ b/2. Vulnerabilidades/2.1 Escaneo.docx
@@ -120,7 +120,7 @@
                     <pic:cNvPicPr/>
                   </pic:nvPicPr>
                   <pic:blipFill>
-                    <a:blip r:embed="rId7" cstate="print">
+                    <a:blip r:embed="rId9" cstate="print">
                       <a:extLst>
                         <a:ext uri="{28A0092B-C50C-407E-A947-70E740481C1C}">
                           <a14:useLocalDpi xmlns:a14="http://schemas.microsoft.com/office/drawing/2010/main" val="0"/>
@@ -228,7 +228,7 @@
                               <w:txbxContent>
                                 <w:p>
                                   <w:pPr>
-                                    <w:pStyle w:val="Title"/>
+                                    <w:pStyle w:val="Ttulo"/>
                                     <w:spacing w:after="0"/>
                                     <w:rPr>
                                       <w:lang w:val="es-MX"/>
@@ -267,7 +267,7 @@
                         <w:txbxContent>
                           <w:p>
                             <w:pPr>
-                              <w:pStyle w:val="Title"/>
+                              <w:pStyle w:val="Ttulo"/>
                               <w:spacing w:after="0"/>
                               <w:rPr>
                                 <w:lang w:val="es-MX"/>
@@ -538,7 +538,7 @@
                   <w:rPr>
                     <w:noProof/>
                   </w:rPr>
-                  <w:t>nombre</w:t>
+                  <w:t>Ricardo Pérez</w:t>
                 </w:r>
                 <w:r>
                   <w:rPr>
@@ -658,7 +658,7 @@
     </w:p>
     <w:p>
       <w:pPr>
-        <w:pStyle w:val="Heading1"/>
+        <w:pStyle w:val="Ttulo1"/>
         <w:rPr>
           <w:noProof/>
           <w:lang w:bidi="es-ES"/>
@@ -670,363 +670,94 @@
           <w:lang w:bidi="es-ES"/>
         </w:rPr>
         <w:lastRenderedPageBreak/>
+        <w:t xml:space="preserve">2.1 </w:t>
+      </w:r>
+      <w:r>
+        <w:rPr>
+          <w:noProof/>
+          <w:lang w:bidi="es-ES"/>
+        </w:rPr>
         <w:t>ESCANEO</w:t>
       </w:r>
     </w:p>
-    <w:tbl>
-      <w:tblPr>
-        <w:tblW w:w="9999" w:type="dxa"/>
-        <w:tblInd w:w="40" w:type="dxa"/>
-        <w:tblCellMar>
-          <w:left w:w="0" w:type="dxa"/>
-          <w:right w:w="0" w:type="dxa"/>
-        </w:tblCellMar>
-        <w:tblLook w:val="0000" w:firstRow="0" w:lastRow="0" w:firstColumn="0" w:lastColumn="0" w:noHBand="0" w:noVBand="0"/>
-      </w:tblPr>
-      <w:tblGrid>
-        <w:gridCol w:w="9999"/>
-      </w:tblGrid>
-      <w:tr>
-        <w:trPr>
-          <w:trHeight w:val="3546"/>
-        </w:trPr>
-        <w:tc>
-          <w:tcPr>
-            <w:tcW w:w="9999" w:type="dxa"/>
-          </w:tcPr>
-          <w:sdt>
-            <w:sdtPr>
-              <w:rPr>
-                <w:noProof/>
-              </w:rPr>
-              <w:id w:val="1660650702"/>
-              <w:placeholder>
-                <w:docPart w:val="B4A70EBBBF6D404C8B60B6FABDD0D462"/>
-              </w:placeholder>
-              <w:showingPlcHdr/>
-              <w15:appearance w15:val="hidden"/>
-            </w:sdtPr>
-            <w:sdtContent>
-              <w:p>
-                <w:pPr>
-                  <w:pStyle w:val="Heading2"/>
-                  <w:rPr>
-                    <w:noProof/>
-                  </w:rPr>
-                </w:pPr>
-                <w:r>
-                  <w:rPr>
-                    <w:noProof/>
-                    <w:lang w:bidi="es-ES"/>
-                  </w:rPr>
-                  <w:t>Texto del subtítulo aquí</w:t>
-                </w:r>
-              </w:p>
-            </w:sdtContent>
-          </w:sdt>
-          <w:p>
-            <w:pPr>
-              <w:rPr>
-                <w:noProof/>
-              </w:rPr>
-            </w:pPr>
-          </w:p>
-          <w:sdt>
-            <w:sdtPr>
-              <w:rPr>
-                <w:noProof/>
-              </w:rPr>
-              <w:id w:val="-2056388886"/>
-              <w:placeholder>
-                <w:docPart w:val="12B0D77CF56941118D501557E5DD35EC"/>
-              </w:placeholder>
-              <w:temporary/>
-              <w:showingPlcHdr/>
-              <w15:appearance w15:val="hidden"/>
-            </w:sdtPr>
-            <w:sdtContent>
-              <w:p>
-                <w:pPr>
-                  <w:pStyle w:val="Contenido"/>
-                  <w:rPr>
-                    <w:noProof/>
-                  </w:rPr>
-                </w:pPr>
-                <w:r>
-                  <w:rPr>
-                    <w:noProof/>
-                    <w:lang w:bidi="es-ES"/>
-                  </w:rPr>
-                  <w:t>Para empezar ahora mismo, pulse el texto de cualquier marcador de posición (como este) y empiece a escribir para reemplazarlo por el suyo.</w:t>
-                </w:r>
-              </w:p>
-            </w:sdtContent>
-          </w:sdt>
-          <w:p>
-            <w:pPr>
-              <w:rPr>
-                <w:noProof/>
-              </w:rPr>
-            </w:pPr>
-          </w:p>
-          <w:sdt>
-            <w:sdtPr>
-              <w:rPr>
-                <w:noProof/>
-              </w:rPr>
-              <w:id w:val="-1742009241"/>
-              <w:placeholder>
-                <w:docPart w:val="1DDDECE6201F44668E81E7F30EABE932"/>
-              </w:placeholder>
-              <w:temporary/>
-              <w:showingPlcHdr/>
-              <w15:appearance w15:val="hidden"/>
-            </w:sdtPr>
-            <w:sdtContent>
-              <w:p>
-                <w:pPr>
-                  <w:pStyle w:val="Contenido"/>
-                  <w:rPr>
-                    <w:noProof/>
-                  </w:rPr>
-                </w:pPr>
-                <w:r>
-                  <w:rPr>
-                    <w:noProof/>
-                    <w:lang w:bidi="es-ES"/>
-                  </w:rPr>
-                  <w:t xml:space="preserve">¿Quiere insertar una imagen de sus archivos o agregar una forma, un cuadro de texto o una tabla? ¡Adelante! En la pestaña Insertar de la cinta de opciones, pulse la opción que necesite. </w:t>
-                </w:r>
-              </w:p>
-            </w:sdtContent>
-          </w:sdt>
-        </w:tc>
-      </w:tr>
-      <w:tr>
-        <w:trPr>
-          <w:trHeight w:val="1899"/>
-        </w:trPr>
-        <w:tc>
-          <w:tcPr>
-            <w:tcW w:w="9999" w:type="dxa"/>
-            <w:shd w:val="clear" w:color="auto" w:fill="F2F2F2" w:themeFill="background1" w:themeFillShade="F2"/>
-            <w:vAlign w:val="center"/>
-          </w:tcPr>
-          <w:p>
-            <w:pPr>
-              <w:pStyle w:val="Textodestacado"/>
-              <w:jc w:val="center"/>
-              <w:rPr>
-                <w:noProof/>
-              </w:rPr>
-            </w:pPr>
-            <w:r>
-              <w:rPr>
-                <w:noProof/>
-                <w:lang w:bidi="es-ES"/>
-              </w:rPr>
-              <mc:AlternateContent>
-                <mc:Choice Requires="wps">
-                  <w:drawing>
-                    <wp:inline distT="0" distB="0" distL="0" distR="0" wp14:anchorId="2A2D43BB" wp14:editId="38677565">
-                      <wp:extent cx="5422005" cy="1057275"/>
-                      <wp:effectExtent l="0" t="0" r="0" b="0"/>
-                      <wp:docPr id="7" name="Cuadro de texto 7"/>
-                      <wp:cNvGraphicFramePr/>
-                      <a:graphic xmlns:a="http://schemas.openxmlformats.org/drawingml/2006/main">
-                        <a:graphicData uri="http://schemas.microsoft.com/office/word/2010/wordprocessingShape">
-                          <wps:wsp>
-                            <wps:cNvSpPr txBox="1"/>
-                            <wps:spPr>
-                              <a:xfrm>
-                                <a:off x="0" y="0"/>
-                                <a:ext cx="5422005" cy="1057275"/>
-                              </a:xfrm>
-                              <a:prstGeom prst="rect">
-                                <a:avLst/>
-                              </a:prstGeom>
-                              <a:noFill/>
-                              <a:ln w="6350">
-                                <a:noFill/>
-                              </a:ln>
-                            </wps:spPr>
-                            <wps:txbx>
-                              <w:txbxContent>
-                                <w:p>
-                                  <w:pPr>
-                                    <w:jc w:val="center"/>
-                                  </w:pPr>
-                                  <w:r>
-                                    <w:rPr>
-                                      <w:i/>
-                                      <w:sz w:val="36"/>
-                                      <w:szCs w:val="36"/>
-                                      <w:lang w:bidi="es-ES"/>
-                                    </w:rPr>
-                                    <w:t>“En esa misma pestaña, encontrará otras herramientas aún más fáciles de usar, con las que podrá agregar hipervínculos o insertar comentarios”.</w:t>
-                                  </w:r>
-                                </w:p>
-                              </w:txbxContent>
-                            </wps:txbx>
-                            <wps:bodyPr rot="0" spcFirstLastPara="0" vertOverflow="overflow" horzOverflow="overflow" vert="horz" wrap="square" lIns="91440" tIns="45720" rIns="91440" bIns="45720" numCol="1" spcCol="0" rtlCol="0" fromWordArt="0" anchor="t" anchorCtr="0" forceAA="0" compatLnSpc="1">
-                              <a:prstTxWarp prst="textNoShape">
-                                <a:avLst/>
-                              </a:prstTxWarp>
-                              <a:noAutofit/>
-                            </wps:bodyPr>
-                          </wps:wsp>
-                        </a:graphicData>
-                      </a:graphic>
-                    </wp:inline>
-                  </w:drawing>
-                </mc:Choice>
-                <mc:Fallback>
-                  <w:pict>
-                    <v:shape w14:anchorId="2A2D43BB" id="Cuadro de texto 7" o:spid="_x0000_s1027" type="#_x0000_t202" style="width:426.95pt;height:83.25pt;visibility:visible;mso-wrap-style:square;mso-left-percent:-10001;mso-top-percent:-10001;mso-position-horizontal:absolute;mso-position-horizontal-relative:char;mso-position-vertical:absolute;mso-position-vertical-relative:line;mso-left-percent:-10001;mso-top-percent:-10001;v-text-anchor:top" o:gfxdata="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" filled="f" stroked="f" strokeweight=".5pt">
-                      <v:textbox>
-                        <w:txbxContent>
-                          <w:p>
-                            <w:pPr>
-                              <w:jc w:val="center"/>
-                            </w:pPr>
-                            <w:r>
-                              <w:rPr>
-                                <w:i/>
-                                <w:sz w:val="36"/>
-                                <w:szCs w:val="36"/>
-                                <w:lang w:bidi="es-ES"/>
-                              </w:rPr>
-                              <w:t>“En esa misma pestaña, encontrará otras herramientas aún más fáciles de usar, con las que podrá agregar hipervínculos o insertar comentarios”.</w:t>
-                            </w:r>
-                          </w:p>
-                        </w:txbxContent>
-                      </v:textbox>
-                      <w10:anchorlock/>
-                    </v:shape>
-                  </w:pict>
-                </mc:Fallback>
-              </mc:AlternateContent>
-            </w:r>
-          </w:p>
-        </w:tc>
-      </w:tr>
-      <w:tr>
-        <w:trPr>
-          <w:trHeight w:val="5931"/>
-        </w:trPr>
-        <w:tc>
-          <w:tcPr>
-            <w:tcW w:w="9999" w:type="dxa"/>
-          </w:tcPr>
-          <w:p>
-            <w:pPr>
-              <w:pStyle w:val="Textodestacado"/>
-              <w:rPr>
-                <w:i/>
-                <w:noProof/>
-                <w:sz w:val="36"/>
-              </w:rPr>
-            </w:pPr>
-          </w:p>
-          <w:sdt>
-            <w:sdtPr>
-              <w:rPr>
-                <w:noProof/>
-              </w:rPr>
-              <w:id w:val="-415933964"/>
-              <w:placeholder>
-                <w:docPart w:val="3A383558934644F6946DD488E578BF93"/>
-              </w:placeholder>
-              <w:temporary/>
-              <w:showingPlcHdr/>
-              <w15:appearance w15:val="hidden"/>
-            </w:sdtPr>
-            <w:sdtContent>
-              <w:p>
-                <w:pPr>
-                  <w:pStyle w:val="Contenido"/>
-                  <w:rPr>
-                    <w:noProof/>
-                  </w:rPr>
-                </w:pPr>
-                <w:r>
-                  <w:rPr>
-                    <w:noProof/>
-                    <w:lang w:bidi="es-ES"/>
-                  </w:rPr>
-                  <w:t>Para empezar ahora mismo, pulse el texto de cualquier marcador de posición (como este) y empiece a escribir para reemplazarlo por el suyo.</w:t>
-                </w:r>
-              </w:p>
-            </w:sdtContent>
-          </w:sdt>
-          <w:p>
-            <w:pPr>
-              <w:pStyle w:val="Contenido"/>
-              <w:rPr>
-                <w:noProof/>
-              </w:rPr>
-            </w:pPr>
-          </w:p>
-          <w:sdt>
-            <w:sdtPr>
-              <w:rPr>
-                <w:noProof/>
-              </w:rPr>
-              <w:id w:val="1005247712"/>
-              <w:placeholder>
-                <w:docPart w:val="F95FE7E2A09745A0B83BF06C65A2C538"/>
-              </w:placeholder>
-              <w:temporary/>
-              <w:showingPlcHdr/>
-              <w15:appearance w15:val="hidden"/>
-            </w:sdtPr>
-            <w:sdtContent>
-              <w:p>
-                <w:pPr>
-                  <w:pStyle w:val="Contenido"/>
-                  <w:rPr>
-                    <w:noProof/>
-                  </w:rPr>
-                </w:pPr>
-                <w:r>
-                  <w:rPr>
-                    <w:noProof/>
-                    <w:lang w:bidi="es-ES"/>
-                  </w:rPr>
-                  <w:t xml:space="preserve">¿Quiere insertar una imagen de sus archivos o agregar una forma, un cuadro de texto o una tabla? ¡Adelante! En la pestaña Insertar de la cinta de opciones, pulse la opción que necesite. </w:t>
-                </w:r>
-              </w:p>
-            </w:sdtContent>
-          </w:sdt>
-          <w:p>
-            <w:pPr>
-              <w:pStyle w:val="Contenido"/>
-              <w:rPr>
-                <w:i/>
-                <w:noProof/>
-                <w:sz w:val="36"/>
-              </w:rPr>
-            </w:pPr>
-          </w:p>
-          <w:p>
-            <w:pPr>
-              <w:pStyle w:val="Contenido"/>
-              <w:rPr>
-                <w:i/>
-                <w:noProof/>
-                <w:sz w:val="36"/>
-              </w:rPr>
-            </w:pPr>
-          </w:p>
-        </w:tc>
-      </w:tr>
-    </w:tbl>
-    <w:p>
-      <w:pPr>
-        <w:rPr>
-          <w:noProof/>
-        </w:rPr>
-      </w:pPr>
+    <w:p>
+      <w:pPr>
+        <w:rPr>
+          <w:noProof/>
+        </w:rPr>
+      </w:pPr>
+    </w:p>
+    <w:p>
+      <w:pPr>
+        <w:rPr>
+          <w:noProof/>
+        </w:rPr>
+      </w:pPr>
+      <w:r>
+        <w:rPr>
+          <w:noProof/>
+        </w:rPr>
+        <w:t>INTRODUCCIÓN</w:t>
+      </w:r>
+    </w:p>
+    <w:p>
+      <w:pPr>
+        <w:rPr>
+          <w:noProof/>
+        </w:rPr>
+      </w:pPr>
+    </w:p>
+    <w:p>
+      <w:pPr>
+        <w:pStyle w:val="Contenido"/>
+        <w:spacing w:line="360" w:lineRule="auto"/>
+        <w:jc w:val="both"/>
+        <w:rPr>
+          <w:noProof/>
+        </w:rPr>
+      </w:pPr>
+      <w:r>
+        <w:rPr>
+          <w:noProof/>
+        </w:rPr>
+        <w:t>Este documento constituye el entregable formal de la primera etapa de la Fase 2:</w:t>
+      </w:r>
+      <w:r>
+        <w:rPr>
+          <w:noProof/>
+        </w:rPr>
+        <w:t xml:space="preserve"> </w:t>
+      </w:r>
+      <w:r>
+        <w:rPr>
+          <w:noProof/>
+        </w:rPr>
+        <w:t>Vulnerabilidades. En cumplimiento con los estándares internacionales de seguridad</w:t>
+      </w:r>
+      <w:r>
+        <w:rPr>
+          <w:noProof/>
+        </w:rPr>
+        <w:t xml:space="preserve"> </w:t>
+      </w:r>
+      <w:r>
+        <w:rPr>
+          <w:noProof/>
+        </w:rPr>
+        <w:t>como OWASP ASVS (Application Security Verification Standard) y PCI-DSS v4.0, se ha procedido a realizar una inspección exhaustiva de la superficie de ataque del</w:t>
+      </w:r>
+      <w:r>
+        <w:rPr>
+          <w:noProof/>
+        </w:rPr>
+        <w:t xml:space="preserve"> </w:t>
+      </w:r>
+      <w:r>
+        <w:rPr>
+          <w:noProof/>
+        </w:rPr>
+        <w:t>ecosistema "Electronics-eCommerce". El análisis se centra en identificar fallos en el diseño del software, configuraciones inseguras y vulnerabilidades en la cadena de suministro (Supply Chain Risk).</w:t>
+      </w:r>
     </w:p>
     <w:p>
       <w:pPr>
@@ -1036,9 +767,647 @@
         </w:rPr>
       </w:pPr>
     </w:p>
+    <w:p>
+      <w:pPr>
+        <w:spacing w:after="200"/>
+        <w:rPr>
+          <w:noProof/>
+        </w:rPr>
+      </w:pPr>
+      <w:r>
+        <w:rPr>
+          <w:noProof/>
+        </w:rPr>
+        <w:t>OBJETIVOS DEL ANALISIS</w:t>
+      </w:r>
+    </w:p>
+    <w:p>
+      <w:pPr>
+        <w:pStyle w:val="Contenido"/>
+        <w:numPr>
+          <w:ilvl w:val="0"/>
+          <w:numId w:val="2"/>
+        </w:numPr>
+        <w:spacing w:line="360" w:lineRule="auto"/>
+        <w:jc w:val="both"/>
+        <w:rPr>
+          <w:noProof/>
+        </w:rPr>
+      </w:pPr>
+      <w:r>
+        <w:rPr>
+          <w:noProof/>
+        </w:rPr>
+        <w:t>Identificar debilidades en el código fuente (SAST) que permitan ataques de Inyección (SQL, NoSQL, Command Injection).</w:t>
+      </w:r>
+    </w:p>
+    <w:p>
+      <w:pPr>
+        <w:pStyle w:val="Contenido"/>
+        <w:numPr>
+          <w:ilvl w:val="0"/>
+          <w:numId w:val="2"/>
+        </w:numPr>
+        <w:spacing w:line="360" w:lineRule="auto"/>
+        <w:jc w:val="both"/>
+        <w:rPr>
+          <w:noProof/>
+        </w:rPr>
+      </w:pPr>
+      <w:r>
+        <w:rPr>
+          <w:noProof/>
+        </w:rPr>
+        <w:t>Evaluar la postura de seguridad de las dependencias de terceros (SCA).</w:t>
+      </w:r>
+    </w:p>
+    <w:p>
+      <w:pPr>
+        <w:pStyle w:val="Contenido"/>
+        <w:numPr>
+          <w:ilvl w:val="0"/>
+          <w:numId w:val="2"/>
+        </w:numPr>
+        <w:spacing w:line="360" w:lineRule="auto"/>
+        <w:jc w:val="both"/>
+        <w:rPr>
+          <w:noProof/>
+        </w:rPr>
+      </w:pPr>
+      <w:r>
+        <w:rPr>
+          <w:noProof/>
+        </w:rPr>
+        <w:t>Detectar posibles fugas de información sensible como credenciales, tokens de API o secretos de base de datos embebidos en el repositorio.</w:t>
+      </w:r>
+    </w:p>
+    <w:p>
+      <w:pPr>
+        <w:pStyle w:val="Contenido"/>
+        <w:numPr>
+          <w:ilvl w:val="0"/>
+          <w:numId w:val="2"/>
+        </w:numPr>
+        <w:spacing w:line="360" w:lineRule="auto"/>
+        <w:jc w:val="both"/>
+        <w:rPr>
+          <w:noProof/>
+        </w:rPr>
+      </w:pPr>
+      <w:r>
+        <w:rPr>
+          <w:noProof/>
+        </w:rPr>
+        <w:t>Validar la eficacia de los controles de sanitización y validación de entradas</w:t>
+      </w:r>
+      <w:r>
+        <w:rPr>
+          <w:noProof/>
+        </w:rPr>
+        <w:t xml:space="preserve"> </w:t>
+      </w:r>
+      <w:r>
+        <w:rPr>
+          <w:noProof/>
+        </w:rPr>
+        <w:t>implementados en el Back-end y Front-end.</w:t>
+      </w:r>
+    </w:p>
+    <w:p>
+      <w:pPr>
+        <w:pStyle w:val="Contenido"/>
+        <w:jc w:val="both"/>
+        <w:rPr>
+          <w:noProof/>
+        </w:rPr>
+      </w:pPr>
+    </w:p>
+    <w:p>
+      <w:pPr>
+        <w:spacing w:line="360" w:lineRule="auto"/>
+        <w:jc w:val="both"/>
+        <w:rPr>
+          <w:noProof/>
+        </w:rPr>
+      </w:pPr>
+      <w:r>
+        <w:rPr>
+          <w:noProof/>
+        </w:rPr>
+        <w:t>METODOLOGÍAS</w:t>
+      </w:r>
+    </w:p>
+    <w:p>
+      <w:pPr>
+        <w:spacing w:line="360" w:lineRule="auto"/>
+        <w:jc w:val="both"/>
+        <w:rPr>
+          <w:noProof/>
+        </w:rPr>
+      </w:pPr>
+    </w:p>
+    <w:p>
+      <w:pPr>
+        <w:pStyle w:val="Contenido"/>
+        <w:spacing w:line="360" w:lineRule="auto"/>
+        <w:jc w:val="both"/>
+        <w:rPr>
+          <w:noProof/>
+        </w:rPr>
+      </w:pPr>
+      <w:r>
+        <w:rPr>
+          <w:noProof/>
+        </w:rPr>
+        <w:t>La auditoría se ha estructurado bajo un enfoque de "Caja Blanca" (White-box</w:t>
+      </w:r>
+      <w:r>
+        <w:rPr>
+          <w:noProof/>
+        </w:rPr>
+        <w:t xml:space="preserve"> </w:t>
+      </w:r>
+      <w:r>
+        <w:rPr>
+          <w:noProof/>
+        </w:rPr>
+        <w:t>Testing),</w:t>
+      </w:r>
+      <w:r>
+        <w:rPr>
+          <w:noProof/>
+        </w:rPr>
+        <w:t xml:space="preserve"> </w:t>
+      </w:r>
+      <w:r>
+        <w:rPr>
+          <w:noProof/>
+        </w:rPr>
+        <w:t>permitiendo el acceso total al código fuente para una revisión de máxima profundidad. Se han aplicado los siguientes métodos:</w:t>
+      </w:r>
+    </w:p>
+    <w:p>
+      <w:pPr>
+        <w:pStyle w:val="Contenido"/>
+        <w:spacing w:line="360" w:lineRule="auto"/>
+        <w:jc w:val="both"/>
+        <w:rPr>
+          <w:noProof/>
+        </w:rPr>
+      </w:pPr>
+    </w:p>
+    <w:p>
+      <w:pPr>
+        <w:pStyle w:val="Contenido"/>
+        <w:spacing w:line="360" w:lineRule="auto"/>
+        <w:jc w:val="both"/>
+        <w:rPr>
+          <w:noProof/>
+        </w:rPr>
+      </w:pPr>
+      <w:r>
+        <w:rPr>
+          <w:noProof/>
+        </w:rPr>
+        <w:lastRenderedPageBreak/>
+        <w:t>A. Static Application Security Testing (SAST):</w:t>
+      </w:r>
+      <w:r>
+        <w:rPr>
+          <w:noProof/>
+        </w:rPr>
+        <w:t xml:space="preserve"> </w:t>
+      </w:r>
+      <w:r>
+        <w:rPr>
+          <w:noProof/>
+        </w:rPr>
+        <w:t>Se realizó un escaneo semántico del código buscando patrones de flujo de datos inseguros (Taint Analysis). Se prestó especial atención a los controladores de Express (Node.js) y a las funciones de "Server Actions" en Next.js.</w:t>
+      </w:r>
+    </w:p>
+    <w:p>
+      <w:pPr>
+        <w:pStyle w:val="Contenido"/>
+        <w:spacing w:line="360" w:lineRule="auto"/>
+        <w:jc w:val="both"/>
+        <w:rPr>
+          <w:noProof/>
+        </w:rPr>
+      </w:pPr>
+      <w:r>
+        <w:rPr>
+          <w:noProof/>
+        </w:rPr>
+        <w:t>B. Software Composition Analysis (SCA):</w:t>
+      </w:r>
+      <w:r>
+        <w:rPr>
+          <w:noProof/>
+        </w:rPr>
+        <w:t xml:space="preserve"> </w:t>
+      </w:r>
+      <w:r>
+        <w:rPr>
+          <w:noProof/>
+        </w:rPr>
+        <w:t>Análisis de los archivos de manifiesto</w:t>
+      </w:r>
+      <w:r>
+        <w:rPr>
+          <w:noProof/>
+        </w:rPr>
+        <w:t xml:space="preserve"> </w:t>
+      </w:r>
+      <w:r>
+        <w:rPr>
+          <w:noProof/>
+        </w:rPr>
+        <w:t>(package.json y bun.lock) para mapear el árbol de dependencias y contrastarlo con bases de datos de amenazas como GitHub Advisory Database y Snyk Vulnerability DB.</w:t>
+      </w:r>
+    </w:p>
+    <w:p>
+      <w:pPr>
+        <w:pStyle w:val="Contenido"/>
+        <w:spacing w:line="360" w:lineRule="auto"/>
+        <w:jc w:val="both"/>
+        <w:rPr>
+          <w:noProof/>
+        </w:rPr>
+      </w:pPr>
+    </w:p>
+    <w:p>
+      <w:pPr>
+        <w:pStyle w:val="Contenido"/>
+        <w:spacing w:line="360" w:lineRule="auto"/>
+        <w:jc w:val="both"/>
+        <w:rPr>
+          <w:noProof/>
+        </w:rPr>
+      </w:pPr>
+      <w:r>
+        <w:rPr>
+          <w:noProof/>
+        </w:rPr>
+        <w:t>C. Revisión de Configuración de Seguridad (Security Configuration Review):</w:t>
+      </w:r>
+      <w:r>
+        <w:rPr>
+          <w:noProof/>
+        </w:rPr>
+        <w:t xml:space="preserve"> </w:t>
+      </w:r>
+      <w:r>
+        <w:rPr>
+          <w:noProof/>
+        </w:rPr>
+        <w:t>Evaluación de los middlewares de seguridad, políticas de CORS, manejo de sesiones y headers de seguridad (HTTP Strict Transport Security, Content</w:t>
+      </w:r>
+      <w:r>
+        <w:rPr>
+          <w:noProof/>
+        </w:rPr>
+        <w:t xml:space="preserve"> </w:t>
+      </w:r>
+      <w:r>
+        <w:rPr>
+          <w:noProof/>
+        </w:rPr>
+        <w:t>Security Policy, etc.).</w:t>
+      </w:r>
+    </w:p>
+    <w:p>
+      <w:pPr>
+        <w:pStyle w:val="Contenido"/>
+        <w:spacing w:line="360" w:lineRule="auto"/>
+        <w:jc w:val="both"/>
+        <w:rPr>
+          <w:noProof/>
+        </w:rPr>
+      </w:pPr>
+    </w:p>
+    <w:p>
+      <w:pPr>
+        <w:rPr>
+          <w:noProof/>
+        </w:rPr>
+      </w:pPr>
+      <w:r>
+        <w:rPr>
+          <w:noProof/>
+        </w:rPr>
+        <w:t>HERRAMIENTAS</w:t>
+      </w:r>
+    </w:p>
+    <w:p>
+      <w:pPr>
+        <w:rPr>
+          <w:noProof/>
+        </w:rPr>
+      </w:pPr>
+    </w:p>
+    <w:p>
+      <w:pPr>
+        <w:pStyle w:val="Contenido"/>
+        <w:spacing w:line="360" w:lineRule="auto"/>
+        <w:jc w:val="both"/>
+        <w:rPr>
+          <w:noProof/>
+        </w:rPr>
+      </w:pPr>
+      <w:r>
+        <w:rPr>
+          <w:noProof/>
+        </w:rPr>
+        <w:t>Para garantizar la precisión de los hallazgos, se integraron las siguientes herramientas en el flujo de auditoría:</w:t>
+      </w:r>
+    </w:p>
+    <w:p>
+      <w:pPr>
+        <w:pStyle w:val="Contenido"/>
+        <w:numPr>
+          <w:ilvl w:val="0"/>
+          <w:numId w:val="2"/>
+        </w:numPr>
+        <w:spacing w:line="360" w:lineRule="auto"/>
+        <w:jc w:val="both"/>
+        <w:rPr>
+          <w:noProof/>
+        </w:rPr>
+      </w:pPr>
+      <w:r>
+        <w:rPr>
+          <w:b/>
+          <w:bCs/>
+          <w:noProof/>
+        </w:rPr>
+        <w:t>Snyk Open Source:</w:t>
+      </w:r>
+      <w:r>
+        <w:rPr>
+          <w:noProof/>
+        </w:rPr>
+        <w:t xml:space="preserve"> Para la detección de vulnerabilidades en librerías Node.js.</w:t>
+      </w:r>
+    </w:p>
+    <w:p>
+      <w:pPr>
+        <w:pStyle w:val="Contenido"/>
+        <w:numPr>
+          <w:ilvl w:val="0"/>
+          <w:numId w:val="2"/>
+        </w:numPr>
+        <w:spacing w:line="360" w:lineRule="auto"/>
+        <w:jc w:val="both"/>
+        <w:rPr>
+          <w:noProof/>
+        </w:rPr>
+      </w:pPr>
+      <w:r>
+        <w:rPr>
+          <w:b/>
+          <w:bCs/>
+          <w:noProof/>
+        </w:rPr>
+        <w:t xml:space="preserve">SonarQube </w:t>
+      </w:r>
+      <w:r>
+        <w:rPr>
+          <w:noProof/>
+        </w:rPr>
+        <w:t>(Community Edition): Para el análisis de calidad y seguridad de</w:t>
+      </w:r>
+      <w:r>
+        <w:rPr>
+          <w:noProof/>
+        </w:rPr>
+        <w:t xml:space="preserve"> </w:t>
+      </w:r>
+      <w:r>
+        <w:rPr>
+          <w:noProof/>
+        </w:rPr>
+        <w:t>código estático.</w:t>
+      </w:r>
+    </w:p>
+    <w:p>
+      <w:pPr>
+        <w:pStyle w:val="Contenido"/>
+        <w:numPr>
+          <w:ilvl w:val="0"/>
+          <w:numId w:val="2"/>
+        </w:numPr>
+        <w:spacing w:line="360" w:lineRule="auto"/>
+        <w:jc w:val="both"/>
+        <w:rPr>
+          <w:noProof/>
+        </w:rPr>
+      </w:pPr>
+      <w:r>
+        <w:rPr>
+          <w:b/>
+          <w:bCs/>
+          <w:noProof/>
+        </w:rPr>
+        <w:t>OWASP Dependency-Check</w:t>
+      </w:r>
+      <w:r>
+        <w:rPr>
+          <w:noProof/>
+        </w:rPr>
+        <w:t>: Identificación de CVEs en el ecosistema de npm.</w:t>
+      </w:r>
+    </w:p>
+    <w:p>
+      <w:pPr>
+        <w:pStyle w:val="Contenido"/>
+        <w:numPr>
+          <w:ilvl w:val="0"/>
+          <w:numId w:val="2"/>
+        </w:numPr>
+        <w:spacing w:line="360" w:lineRule="auto"/>
+        <w:jc w:val="both"/>
+        <w:rPr>
+          <w:noProof/>
+        </w:rPr>
+      </w:pPr>
+      <w:r>
+        <w:rPr>
+          <w:b/>
+          <w:bCs/>
+          <w:noProof/>
+        </w:rPr>
+        <w:t>Gitleaks:</w:t>
+      </w:r>
+      <w:r>
+        <w:rPr>
+          <w:noProof/>
+        </w:rPr>
+        <w:t xml:space="preserve"> Escaneo de historial de commits en busca de secretos.</w:t>
+      </w:r>
+    </w:p>
+    <w:p>
+      <w:pPr>
+        <w:pStyle w:val="Contenido"/>
+        <w:spacing w:line="360" w:lineRule="auto"/>
+        <w:jc w:val="both"/>
+      </w:pPr>
+    </w:p>
+    <w:p>
+      <w:pPr>
+        <w:rPr>
+          <w:noProof/>
+        </w:rPr>
+      </w:pPr>
+      <w:r>
+        <w:rPr>
+          <w:noProof/>
+        </w:rPr>
+        <w:t>ALCANCE DEL ESCANEO</w:t>
+      </w:r>
+    </w:p>
+    <w:p>
+      <w:pPr>
+        <w:rPr>
+          <w:noProof/>
+        </w:rPr>
+      </w:pPr>
+    </w:p>
+    <w:p>
+      <w:pPr>
+        <w:pStyle w:val="Contenido"/>
+        <w:spacing w:line="360" w:lineRule="auto"/>
+        <w:jc w:val="both"/>
+        <w:rPr>
+          <w:noProof/>
+        </w:rPr>
+      </w:pPr>
+      <w:r>
+        <w:rPr>
+          <w:noProof/>
+        </w:rPr>
+        <w:t>El escaneo cubrió el 100% de los directorios críticos:</w:t>
+      </w:r>
+    </w:p>
+    <w:p>
+      <w:pPr>
+        <w:pStyle w:val="Contenido"/>
+        <w:numPr>
+          <w:ilvl w:val="0"/>
+          <w:numId w:val="2"/>
+        </w:numPr>
+        <w:spacing w:line="360" w:lineRule="auto"/>
+        <w:jc w:val="both"/>
+        <w:rPr>
+          <w:noProof/>
+        </w:rPr>
+      </w:pPr>
+      <w:r>
+        <w:rPr>
+          <w:noProof/>
+        </w:rPr>
+        <w:t>/server: Lógica de negocio, controladores y modelos de Prisma.</w:t>
+      </w:r>
+    </w:p>
+    <w:p>
+      <w:pPr>
+        <w:pStyle w:val="Contenido"/>
+        <w:numPr>
+          <w:ilvl w:val="0"/>
+          <w:numId w:val="2"/>
+        </w:numPr>
+        <w:spacing w:line="360" w:lineRule="auto"/>
+        <w:jc w:val="both"/>
+        <w:rPr>
+          <w:noProof/>
+        </w:rPr>
+      </w:pPr>
+      <w:r>
+        <w:rPr>
+          <w:noProof/>
+        </w:rPr>
+        <w:t>/app/api: Endpoints de Next.js y procesos de autenticación.</w:t>
+      </w:r>
+    </w:p>
+    <w:p>
+      <w:pPr>
+        <w:pStyle w:val="Contenido"/>
+        <w:numPr>
+          <w:ilvl w:val="0"/>
+          <w:numId w:val="2"/>
+        </w:numPr>
+        <w:spacing w:line="360" w:lineRule="auto"/>
+        <w:jc w:val="both"/>
+        <w:rPr>
+          <w:noProof/>
+        </w:rPr>
+      </w:pPr>
+      <w:r>
+        <w:rPr>
+          <w:noProof/>
+        </w:rPr>
+        <w:t>/lib y /utils: Funciones auxiliares de sanitización y validación.</w:t>
+      </w:r>
+    </w:p>
+    <w:p>
+      <w:pPr>
+        <w:pStyle w:val="Contenido"/>
+        <w:spacing w:line="360" w:lineRule="auto"/>
+        <w:jc w:val="both"/>
+        <w:rPr>
+          <w:noProof/>
+        </w:rPr>
+      </w:pPr>
+    </w:p>
+    <w:p>
+      <w:pPr>
+        <w:rPr>
+          <w:noProof/>
+        </w:rPr>
+      </w:pPr>
+      <w:r>
+        <w:rPr>
+          <w:noProof/>
+        </w:rPr>
+        <w:lastRenderedPageBreak/>
+        <w:t>LIMITACIONES DEL ENTORNO</w:t>
+      </w:r>
+    </w:p>
+    <w:p>
+      <w:pPr>
+        <w:rPr>
+          <w:noProof/>
+        </w:rPr>
+      </w:pPr>
+    </w:p>
+    <w:p>
+      <w:pPr>
+        <w:pStyle w:val="Contenido"/>
+        <w:spacing w:line="360" w:lineRule="auto"/>
+        <w:jc w:val="both"/>
+        <w:rPr>
+          <w:noProof/>
+        </w:rPr>
+      </w:pPr>
+      <w:r>
+        <w:rPr>
+          <w:noProof/>
+        </w:rPr>
+        <w:t>Dado que el escaneo se realiza en un entorno de pre-producción (clon local), no se han ejecutado pruebas de denegación de servicio (DoS) ni ataques que puedan comprometer la integridad del hardware de red, limitándose estrictamente al análisis lógico y de aplicaciones.</w:t>
+      </w:r>
+    </w:p>
+    <w:p>
+      <w:pPr>
+        <w:pStyle w:val="Contenido"/>
+        <w:spacing w:line="360" w:lineRule="auto"/>
+        <w:jc w:val="both"/>
+        <w:rPr>
+          <w:noProof/>
+        </w:rPr>
+      </w:pPr>
+    </w:p>
     <w:sectPr>
-      <w:headerReference w:type="default" r:id="rId8"/>
-      <w:footerReference w:type="default" r:id="rId9"/>
+      <w:headerReference w:type="default" r:id="rId10"/>
+      <w:footerReference w:type="default" r:id="rId11"/>
       <w:pgSz w:w="11906" w:h="16838" w:code="9"/>
       <w:pgMar w:top="720" w:right="936" w:bottom="720" w:left="936" w:header="0" w:footer="289" w:gutter="0"/>
       <w:pgNumType w:start="1"/>
@@ -1086,7 +1455,7 @@
     <w:sdtContent>
       <w:p>
         <w:pPr>
-          <w:pStyle w:val="Footer"/>
+          <w:pStyle w:val="Piedepgina"/>
           <w:jc w:val="center"/>
           <w:rPr>
             <w:noProof/>
@@ -1132,7 +1501,7 @@
   </w:sdt>
   <w:p>
     <w:pPr>
-      <w:pStyle w:val="Footer"/>
+      <w:pStyle w:val="Piedepgina"/>
       <w:rPr>
         <w:noProof/>
       </w:rPr>
@@ -1196,7 +1565,7 @@
         </w:tcPr>
         <w:p>
           <w:pPr>
-            <w:pStyle w:val="Header"/>
+            <w:pStyle w:val="Encabezado"/>
             <w:rPr>
               <w:noProof/>
             </w:rPr>
@@ -1207,13 +1576,479 @@
   </w:tbl>
   <w:p>
     <w:pPr>
-      <w:pStyle w:val="Header"/>
+      <w:pStyle w:val="Encabezado"/>
       <w:rPr>
         <w:noProof/>
       </w:rPr>
     </w:pPr>
   </w:p>
 </w:hdr>
+</file>
+
+<file path=word/numbering.xml><?xml version="1.0" encoding="utf-8"?>
+<w:numbering xmlns:wpc="http://schemas.microsoft.com/office/word/2010/wordprocessingCanvas" xmlns:cx="http://schemas.microsoft.com/office/drawing/2014/chartex" xmlns:cx1="http://schemas.microsoft.com/office/drawing/2015/9/8/chartex" xmlns:cx2="http://schemas.microsoft.com/office/drawing/2015/10/21/chartex" xmlns:cx3="http://schemas.microsoft.com/office/drawing/2016/5/9/chartex" xmlns:cx4="http://schemas.microsoft.com/office/drawing/2016/5/10/chartex" xmlns:cx5="http://schemas.microsoft.com/office/drawing/2016/5/11/chartex" xmlns:cx6="http://schemas.microsoft.com/office/drawing/2016/5/12/chartex" xmlns:cx7="http://schemas.microsoft.com/office/drawing/2016/5/13/chartex" xmlns:cx8="http://schemas.microsoft.com/office/drawing/2016/5/14/chartex" xmlns:mc="http://schemas.openxmlformats.org/markup-compatibility/2006" xmlns:aink="http://schemas.microsoft.com/office/drawing/2016/ink" xmlns:am3d="http://schemas.microsoft.com/office/drawing/2017/model3d" xmlns:o="urn:schemas-microsoft-com:office:office" xmlns:oel="http://schemas.microsoft.com/office/2019/extlst" xmlns:r="http://schemas.openxmlformats.org/officeDocument/2006/relationships" xmlns:m="http://schemas.openxmlformats.org/officeDocument/2006/math" xmlns:v="urn:schemas-microsoft-com:vml" xmlns:wp14="http://schemas.microsoft.com/office/word/2010/wordprocessingDrawing" xmlns:wp="http://schemas.openxmlformats.org/drawingml/2006/wordprocessingDrawing" xmlns:w10="urn:schemas-microsoft-com:office:word" xmlns:w="http://schemas.openxmlformats.org/wordprocessingml/2006/main" xmlns:w14="http://schemas.microsoft.com/office/word/2010/wordml" xmlns:w15="http://schemas.microsoft.com/office/word/2012/wordml" xmlns:w16cex="http://schemas.microsoft.com/office/word/2018/wordml/cex" xmlns:w16cid="http://schemas.microsoft.com/office/word/2016/wordml/cid" xmlns:w16="http://schemas.microsoft.com/office/word/2018/wordml" xmlns:w16du="http://schemas.microsoft.com/office/word/2023/wordml/word16du" xmlns:w16sdtdh="http://schemas.microsoft.com/office/word/2020/wordml/sdtdatahash" xmlns:w16sdtfl="http://schemas.microsoft.com/office/word/2024/wordml/sdtformatlock" xmlns:w16se="http://schemas.microsoft.com/office/word/2015/wordml/symex" xmlns:wpg="http://schemas.microsoft.com/office/word/2010/wordprocessingGroup" xmlns:wpi="http://schemas.microsoft.com/office/word/2010/wordprocessingInk" xmlns:wne="http://schemas.microsoft.com/office/word/2006/wordml" xmlns:wps="http://schemas.microsoft.com/office/word/2010/wordprocessingShape" mc:Ignorable="w14 w15 w16se w16cid w16 w16cex w16sdtdh w16sdtfl w16du wp14">
+  <w:abstractNum w:abstractNumId="0" w15:restartNumberingAfterBreak="0">
+    <w:nsid w:val="09204713"/>
+    <w:multiLevelType w:val="hybridMultilevel"/>
+    <w:tmpl w:val="F36E72E0"/>
+    <w:lvl w:ilvl="0" w:tplc="BE545636">
+      <w:numFmt w:val="bullet"/>
+      <w:lvlText w:val="-"/>
+      <w:lvlJc w:val="left"/>
+      <w:pPr>
+        <w:ind w:left="720" w:hanging="360"/>
+      </w:pPr>
+      <w:rPr>
+        <w:rFonts w:ascii="Calibri" w:eastAsiaTheme="minorEastAsia" w:hAnsi="Calibri" w:cs="Calibri" w:hint="default"/>
+      </w:rPr>
+    </w:lvl>
+    <w:lvl w:ilvl="1" w:tplc="080A0003" w:tentative="1">
+      <w:start w:val="1"/>
+      <w:numFmt w:val="bullet"/>
+      <w:lvlText w:val="o"/>
+      <w:lvlJc w:val="left"/>
+      <w:pPr>
+        <w:ind w:left="1440" w:hanging="360"/>
+      </w:pPr>
+      <w:rPr>
+        <w:rFonts w:ascii="Courier New" w:hAnsi="Courier New" w:cs="Courier New" w:hint="default"/>
+      </w:rPr>
+    </w:lvl>
+    <w:lvl w:ilvl="2" w:tplc="080A0005" w:tentative="1">
+      <w:start w:val="1"/>
+      <w:numFmt w:val="bullet"/>
+      <w:lvlText w:val=""/>
+      <w:lvlJc w:val="left"/>
+      <w:pPr>
+        <w:ind w:left="2160" w:hanging="360"/>
+      </w:pPr>
+      <w:rPr>
+        <w:rFonts w:ascii="Wingdings" w:hAnsi="Wingdings" w:hint="default"/>
+      </w:rPr>
+    </w:lvl>
+    <w:lvl w:ilvl="3" w:tplc="080A0001" w:tentative="1">
+      <w:start w:val="1"/>
+      <w:numFmt w:val="bullet"/>
+      <w:lvlText w:val=""/>
+      <w:lvlJc w:val="left"/>
+      <w:pPr>
+        <w:ind w:left="2880" w:hanging="360"/>
+      </w:pPr>
+      <w:rPr>
+        <w:rFonts w:ascii="Symbol" w:hAnsi="Symbol" w:hint="default"/>
+      </w:rPr>
+    </w:lvl>
+    <w:lvl w:ilvl="4" w:tplc="080A0003" w:tentative="1">
+      <w:start w:val="1"/>
+      <w:numFmt w:val="bullet"/>
+      <w:lvlText w:val="o"/>
+      <w:lvlJc w:val="left"/>
+      <w:pPr>
+        <w:ind w:left="3600" w:hanging="360"/>
+      </w:pPr>
+      <w:rPr>
+        <w:rFonts w:ascii="Courier New" w:hAnsi="Courier New" w:cs="Courier New" w:hint="default"/>
+      </w:rPr>
+    </w:lvl>
+    <w:lvl w:ilvl="5" w:tplc="080A0005" w:tentative="1">
+      <w:start w:val="1"/>
+      <w:numFmt w:val="bullet"/>
+      <w:lvlText w:val=""/>
+      <w:lvlJc w:val="left"/>
+      <w:pPr>
+        <w:ind w:left="4320" w:hanging="360"/>
+      </w:pPr>
+      <w:rPr>
+        <w:rFonts w:ascii="Wingdings" w:hAnsi="Wingdings" w:hint="default"/>
+      </w:rPr>
+    </w:lvl>
+    <w:lvl w:ilvl="6" w:tplc="080A0001" w:tentative="1">
+      <w:start w:val="1"/>
+      <w:numFmt w:val="bullet"/>
+      <w:lvlText w:val=""/>
+      <w:lvlJc w:val="left"/>
+      <w:pPr>
+        <w:ind w:left="5040" w:hanging="360"/>
+      </w:pPr>
+      <w:rPr>
+        <w:rFonts w:ascii="Symbol" w:hAnsi="Symbol" w:hint="default"/>
+      </w:rPr>
+    </w:lvl>
+    <w:lvl w:ilvl="7" w:tplc="080A0003" w:tentative="1">
+      <w:start w:val="1"/>
+      <w:numFmt w:val="bullet"/>
+      <w:lvlText w:val="o"/>
+      <w:lvlJc w:val="left"/>
+      <w:pPr>
+        <w:ind w:left="5760" w:hanging="360"/>
+      </w:pPr>
+      <w:rPr>
+        <w:rFonts w:ascii="Courier New" w:hAnsi="Courier New" w:cs="Courier New" w:hint="default"/>
+      </w:rPr>
+    </w:lvl>
+    <w:lvl w:ilvl="8" w:tplc="080A0005" w:tentative="1">
+      <w:start w:val="1"/>
+      <w:numFmt w:val="bullet"/>
+      <w:lvlText w:val=""/>
+      <w:lvlJc w:val="left"/>
+      <w:pPr>
+        <w:ind w:left="6480" w:hanging="360"/>
+      </w:pPr>
+      <w:rPr>
+        <w:rFonts w:ascii="Wingdings" w:hAnsi="Wingdings" w:hint="default"/>
+      </w:rPr>
+    </w:lvl>
+  </w:abstractNum>
+  <w:abstractNum w:abstractNumId="1" w15:restartNumberingAfterBreak="0">
+    <w:nsid w:val="3E4759BF"/>
+    <w:multiLevelType w:val="hybridMultilevel"/>
+    <w:tmpl w:val="8CBC6BB4"/>
+    <w:lvl w:ilvl="0" w:tplc="080A0001">
+      <w:start w:val="1"/>
+      <w:numFmt w:val="bullet"/>
+      <w:lvlText w:val=""/>
+      <w:lvlJc w:val="left"/>
+      <w:pPr>
+        <w:ind w:left="720" w:hanging="360"/>
+      </w:pPr>
+      <w:rPr>
+        <w:rFonts w:ascii="Symbol" w:hAnsi="Symbol" w:hint="default"/>
+      </w:rPr>
+    </w:lvl>
+    <w:lvl w:ilvl="1" w:tplc="080A0003" w:tentative="1">
+      <w:start w:val="1"/>
+      <w:numFmt w:val="bullet"/>
+      <w:lvlText w:val="o"/>
+      <w:lvlJc w:val="left"/>
+      <w:pPr>
+        <w:ind w:left="1440" w:hanging="360"/>
+      </w:pPr>
+      <w:rPr>
+        <w:rFonts w:ascii="Courier New" w:hAnsi="Courier New" w:cs="Courier New" w:hint="default"/>
+      </w:rPr>
+    </w:lvl>
+    <w:lvl w:ilvl="2" w:tplc="080A0005" w:tentative="1">
+      <w:start w:val="1"/>
+      <w:numFmt w:val="bullet"/>
+      <w:lvlText w:val=""/>
+      <w:lvlJc w:val="left"/>
+      <w:pPr>
+        <w:ind w:left="2160" w:hanging="360"/>
+      </w:pPr>
+      <w:rPr>
+        <w:rFonts w:ascii="Wingdings" w:hAnsi="Wingdings" w:hint="default"/>
+      </w:rPr>
+    </w:lvl>
+    <w:lvl w:ilvl="3" w:tplc="080A0001" w:tentative="1">
+      <w:start w:val="1"/>
+      <w:numFmt w:val="bullet"/>
+      <w:lvlText w:val=""/>
+      <w:lvlJc w:val="left"/>
+      <w:pPr>
+        <w:ind w:left="2880" w:hanging="360"/>
+      </w:pPr>
+      <w:rPr>
+        <w:rFonts w:ascii="Symbol" w:hAnsi="Symbol" w:hint="default"/>
+      </w:rPr>
+    </w:lvl>
+    <w:lvl w:ilvl="4" w:tplc="080A0003" w:tentative="1">
+      <w:start w:val="1"/>
+      <w:numFmt w:val="bullet"/>
+      <w:lvlText w:val="o"/>
+      <w:lvlJc w:val="left"/>
+      <w:pPr>
+        <w:ind w:left="3600" w:hanging="360"/>
+      </w:pPr>
+      <w:rPr>
+        <w:rFonts w:ascii="Courier New" w:hAnsi="Courier New" w:cs="Courier New" w:hint="default"/>
+      </w:rPr>
+    </w:lvl>
+    <w:lvl w:ilvl="5" w:tplc="080A0005" w:tentative="1">
+      <w:start w:val="1"/>
+      <w:numFmt w:val="bullet"/>
+      <w:lvlText w:val=""/>
+      <w:lvlJc w:val="left"/>
+      <w:pPr>
+        <w:ind w:left="4320" w:hanging="360"/>
+      </w:pPr>
+      <w:rPr>
+        <w:rFonts w:ascii="Wingdings" w:hAnsi="Wingdings" w:hint="default"/>
+      </w:rPr>
+    </w:lvl>
+    <w:lvl w:ilvl="6" w:tplc="080A0001" w:tentative="1">
+      <w:start w:val="1"/>
+      <w:numFmt w:val="bullet"/>
+      <w:lvlText w:val=""/>
+      <w:lvlJc w:val="left"/>
+      <w:pPr>
+        <w:ind w:left="5040" w:hanging="360"/>
+      </w:pPr>
+      <w:rPr>
+        <w:rFonts w:ascii="Symbol" w:hAnsi="Symbol" w:hint="default"/>
+      </w:rPr>
+    </w:lvl>
+    <w:lvl w:ilvl="7" w:tplc="080A0003" w:tentative="1">
+      <w:start w:val="1"/>
+      <w:numFmt w:val="bullet"/>
+      <w:lvlText w:val="o"/>
+      <w:lvlJc w:val="left"/>
+      <w:pPr>
+        <w:ind w:left="5760" w:hanging="360"/>
+      </w:pPr>
+      <w:rPr>
+        <w:rFonts w:ascii="Courier New" w:hAnsi="Courier New" w:cs="Courier New" w:hint="default"/>
+      </w:rPr>
+    </w:lvl>
+    <w:lvl w:ilvl="8" w:tplc="080A0005" w:tentative="1">
+      <w:start w:val="1"/>
+      <w:numFmt w:val="bullet"/>
+      <w:lvlText w:val=""/>
+      <w:lvlJc w:val="left"/>
+      <w:pPr>
+        <w:ind w:left="6480" w:hanging="360"/>
+      </w:pPr>
+      <w:rPr>
+        <w:rFonts w:ascii="Wingdings" w:hAnsi="Wingdings" w:hint="default"/>
+      </w:rPr>
+    </w:lvl>
+  </w:abstractNum>
+  <w:abstractNum w:abstractNumId="2" w15:restartNumberingAfterBreak="0">
+    <w:nsid w:val="3FCB1BDD"/>
+    <w:multiLevelType w:val="hybridMultilevel"/>
+    <w:tmpl w:val="A6384064"/>
+    <w:lvl w:ilvl="0" w:tplc="BE545636">
+      <w:numFmt w:val="bullet"/>
+      <w:lvlText w:val="-"/>
+      <w:lvlJc w:val="left"/>
+      <w:pPr>
+        <w:ind w:left="720" w:hanging="360"/>
+      </w:pPr>
+      <w:rPr>
+        <w:rFonts w:ascii="Calibri" w:eastAsiaTheme="minorEastAsia" w:hAnsi="Calibri" w:cs="Calibri" w:hint="default"/>
+      </w:rPr>
+    </w:lvl>
+    <w:lvl w:ilvl="1" w:tplc="080A0003" w:tentative="1">
+      <w:start w:val="1"/>
+      <w:numFmt w:val="bullet"/>
+      <w:lvlText w:val="o"/>
+      <w:lvlJc w:val="left"/>
+      <w:pPr>
+        <w:ind w:left="1440" w:hanging="360"/>
+      </w:pPr>
+      <w:rPr>
+        <w:rFonts w:ascii="Courier New" w:hAnsi="Courier New" w:cs="Courier New" w:hint="default"/>
+      </w:rPr>
+    </w:lvl>
+    <w:lvl w:ilvl="2" w:tplc="080A0005" w:tentative="1">
+      <w:start w:val="1"/>
+      <w:numFmt w:val="bullet"/>
+      <w:lvlText w:val=""/>
+      <w:lvlJc w:val="left"/>
+      <w:pPr>
+        <w:ind w:left="2160" w:hanging="360"/>
+      </w:pPr>
+      <w:rPr>
+        <w:rFonts w:ascii="Wingdings" w:hAnsi="Wingdings" w:hint="default"/>
+      </w:rPr>
+    </w:lvl>
+    <w:lvl w:ilvl="3" w:tplc="080A0001" w:tentative="1">
+      <w:start w:val="1"/>
+      <w:numFmt w:val="bullet"/>
+      <w:lvlText w:val=""/>
+      <w:lvlJc w:val="left"/>
+      <w:pPr>
+        <w:ind w:left="2880" w:hanging="360"/>
+      </w:pPr>
+      <w:rPr>
+        <w:rFonts w:ascii="Symbol" w:hAnsi="Symbol" w:hint="default"/>
+      </w:rPr>
+    </w:lvl>
+    <w:lvl w:ilvl="4" w:tplc="080A0003" w:tentative="1">
+      <w:start w:val="1"/>
+      <w:numFmt w:val="bullet"/>
+      <w:lvlText w:val="o"/>
+      <w:lvlJc w:val="left"/>
+      <w:pPr>
+        <w:ind w:left="3600" w:hanging="360"/>
+      </w:pPr>
+      <w:rPr>
+        <w:rFonts w:ascii="Courier New" w:hAnsi="Courier New" w:cs="Courier New" w:hint="default"/>
+      </w:rPr>
+    </w:lvl>
+    <w:lvl w:ilvl="5" w:tplc="080A0005" w:tentative="1">
+      <w:start w:val="1"/>
+      <w:numFmt w:val="bullet"/>
+      <w:lvlText w:val=""/>
+      <w:lvlJc w:val="left"/>
+      <w:pPr>
+        <w:ind w:left="4320" w:hanging="360"/>
+      </w:pPr>
+      <w:rPr>
+        <w:rFonts w:ascii="Wingdings" w:hAnsi="Wingdings" w:hint="default"/>
+      </w:rPr>
+    </w:lvl>
+    <w:lvl w:ilvl="6" w:tplc="080A0001" w:tentative="1">
+      <w:start w:val="1"/>
+      <w:numFmt w:val="bullet"/>
+      <w:lvlText w:val=""/>
+      <w:lvlJc w:val="left"/>
+      <w:pPr>
+        <w:ind w:left="5040" w:hanging="360"/>
+      </w:pPr>
+      <w:rPr>
+        <w:rFonts w:ascii="Symbol" w:hAnsi="Symbol" w:hint="default"/>
+      </w:rPr>
+    </w:lvl>
+    <w:lvl w:ilvl="7" w:tplc="080A0003" w:tentative="1">
+      <w:start w:val="1"/>
+      <w:numFmt w:val="bullet"/>
+      <w:lvlText w:val="o"/>
+      <w:lvlJc w:val="left"/>
+      <w:pPr>
+        <w:ind w:left="5760" w:hanging="360"/>
+      </w:pPr>
+      <w:rPr>
+        <w:rFonts w:ascii="Courier New" w:hAnsi="Courier New" w:cs="Courier New" w:hint="default"/>
+      </w:rPr>
+    </w:lvl>
+    <w:lvl w:ilvl="8" w:tplc="080A0005" w:tentative="1">
+      <w:start w:val="1"/>
+      <w:numFmt w:val="bullet"/>
+      <w:lvlText w:val=""/>
+      <w:lvlJc w:val="left"/>
+      <w:pPr>
+        <w:ind w:left="6480" w:hanging="360"/>
+      </w:pPr>
+      <w:rPr>
+        <w:rFonts w:ascii="Wingdings" w:hAnsi="Wingdings" w:hint="default"/>
+      </w:rPr>
+    </w:lvl>
+  </w:abstractNum>
+  <w:abstractNum w:abstractNumId="3" w15:restartNumberingAfterBreak="0">
+    <w:nsid w:val="6FE57C4F"/>
+    <w:multiLevelType w:val="hybridMultilevel"/>
+    <w:tmpl w:val="4A54E698"/>
+    <w:lvl w:ilvl="0" w:tplc="BE545636">
+      <w:numFmt w:val="bullet"/>
+      <w:lvlText w:val="-"/>
+      <w:lvlJc w:val="left"/>
+      <w:pPr>
+        <w:ind w:left="720" w:hanging="360"/>
+      </w:pPr>
+      <w:rPr>
+        <w:rFonts w:ascii="Calibri" w:eastAsiaTheme="minorEastAsia" w:hAnsi="Calibri" w:cs="Calibri" w:hint="default"/>
+      </w:rPr>
+    </w:lvl>
+    <w:lvl w:ilvl="1" w:tplc="080A0003" w:tentative="1">
+      <w:start w:val="1"/>
+      <w:numFmt w:val="bullet"/>
+      <w:lvlText w:val="o"/>
+      <w:lvlJc w:val="left"/>
+      <w:pPr>
+        <w:ind w:left="1440" w:hanging="360"/>
+      </w:pPr>
+      <w:rPr>
+        <w:rFonts w:ascii="Courier New" w:hAnsi="Courier New" w:cs="Courier New" w:hint="default"/>
+      </w:rPr>
+    </w:lvl>
+    <w:lvl w:ilvl="2" w:tplc="080A0005" w:tentative="1">
+      <w:start w:val="1"/>
+      <w:numFmt w:val="bullet"/>
+      <w:lvlText w:val=""/>
+      <w:lvlJc w:val="left"/>
+      <w:pPr>
+        <w:ind w:left="2160" w:hanging="360"/>
+      </w:pPr>
+      <w:rPr>
+        <w:rFonts w:ascii="Wingdings" w:hAnsi="Wingdings" w:hint="default"/>
+      </w:rPr>
+    </w:lvl>
+    <w:lvl w:ilvl="3" w:tplc="080A0001" w:tentative="1">
+      <w:start w:val="1"/>
+      <w:numFmt w:val="bullet"/>
+      <w:lvlText w:val=""/>
+      <w:lvlJc w:val="left"/>
+      <w:pPr>
+        <w:ind w:left="2880" w:hanging="360"/>
+      </w:pPr>
+      <w:rPr>
+        <w:rFonts w:ascii="Symbol" w:hAnsi="Symbol" w:hint="default"/>
+      </w:rPr>
+    </w:lvl>
+    <w:lvl w:ilvl="4" w:tplc="080A0003" w:tentative="1">
+      <w:start w:val="1"/>
+      <w:numFmt w:val="bullet"/>
+      <w:lvlText w:val="o"/>
+      <w:lvlJc w:val="left"/>
+      <w:pPr>
+        <w:ind w:left="3600" w:hanging="360"/>
+      </w:pPr>
+      <w:rPr>
+        <w:rFonts w:ascii="Courier New" w:hAnsi="Courier New" w:cs="Courier New" w:hint="default"/>
+      </w:rPr>
+    </w:lvl>
+    <w:lvl w:ilvl="5" w:tplc="080A0005" w:tentative="1">
+      <w:start w:val="1"/>
+      <w:numFmt w:val="bullet"/>
+      <w:lvlText w:val=""/>
+      <w:lvlJc w:val="left"/>
+      <w:pPr>
+        <w:ind w:left="4320" w:hanging="360"/>
+      </w:pPr>
+      <w:rPr>
+        <w:rFonts w:ascii="Wingdings" w:hAnsi="Wingdings" w:hint="default"/>
+      </w:rPr>
+    </w:lvl>
+    <w:lvl w:ilvl="6" w:tplc="080A0001" w:tentative="1">
+      <w:start w:val="1"/>
+      <w:numFmt w:val="bullet"/>
+      <w:lvlText w:val=""/>
+      <w:lvlJc w:val="left"/>
+      <w:pPr>
+        <w:ind w:left="5040" w:hanging="360"/>
+      </w:pPr>
+      <w:rPr>
+        <w:rFonts w:ascii="Symbol" w:hAnsi="Symbol" w:hint="default"/>
+      </w:rPr>
+    </w:lvl>
+    <w:lvl w:ilvl="7" w:tplc="080A0003" w:tentative="1">
+      <w:start w:val="1"/>
+      <w:numFmt w:val="bullet"/>
+      <w:lvlText w:val="o"/>
+      <w:lvlJc w:val="left"/>
+      <w:pPr>
+        <w:ind w:left="5760" w:hanging="360"/>
+      </w:pPr>
+      <w:rPr>
+        <w:rFonts w:ascii="Courier New" w:hAnsi="Courier New" w:cs="Courier New" w:hint="default"/>
+      </w:rPr>
+    </w:lvl>
+    <w:lvl w:ilvl="8" w:tplc="080A0005" w:tentative="1">
+      <w:start w:val="1"/>
+      <w:numFmt w:val="bullet"/>
+      <w:lvlText w:val=""/>
+      <w:lvlJc w:val="left"/>
+      <w:pPr>
+        <w:ind w:left="6480" w:hanging="360"/>
+      </w:pPr>
+      <w:rPr>
+        <w:rFonts w:ascii="Wingdings" w:hAnsi="Wingdings" w:hint="default"/>
+      </w:rPr>
+    </w:lvl>
+  </w:abstractNum>
+  <w:num w:numId="1" w16cid:durableId="1638870917">
+    <w:abstractNumId w:val="1"/>
+  </w:num>
+  <w:num w:numId="2" w16cid:durableId="1161232512">
+    <w:abstractNumId w:val="2"/>
+  </w:num>
+  <w:num w:numId="3" w16cid:durableId="680278860">
+    <w:abstractNumId w:val="0"/>
+  </w:num>
+  <w:num w:numId="4" w16cid:durableId="1804885838">
+    <w:abstractNumId w:val="3"/>
+  </w:num>
+</w:numbering>
 </file>
 
 <file path=word/styles.xml><?xml version="1.0" encoding="utf-8"?>
@@ -1626,10 +2461,10 @@
       <w:szCs w:val="22"/>
     </w:rPr>
   </w:style>
-  <w:style w:type="paragraph" w:styleId="Heading1">
+  <w:style w:type="paragraph" w:styleId="Ttulo1">
     <w:name w:val="heading 1"/>
     <w:basedOn w:val="Normal"/>
-    <w:link w:val="Heading1Char"/>
+    <w:link w:val="Ttulo1Car"/>
     <w:uiPriority w:val="4"/>
     <w:qFormat/>
     <w:rsid w:val="00D077E9"/>
@@ -1646,11 +2481,11 @@
       <w:szCs w:val="32"/>
     </w:rPr>
   </w:style>
-  <w:style w:type="paragraph" w:styleId="Heading2">
+  <w:style w:type="paragraph" w:styleId="Ttulo2">
     <w:name w:val="heading 2"/>
     <w:basedOn w:val="Normal"/>
     <w:next w:val="Normal"/>
-    <w:link w:val="Heading2Char"/>
+    <w:link w:val="Ttulo2Car"/>
     <w:uiPriority w:val="4"/>
     <w:qFormat/>
     <w:rsid w:val="00DF027C"/>
@@ -1666,13 +2501,13 @@
       <w:szCs w:val="26"/>
     </w:rPr>
   </w:style>
-  <w:style w:type="character" w:default="1" w:styleId="DefaultParagraphFont">
+  <w:style w:type="character" w:default="1" w:styleId="Fuentedeprrafopredeter">
     <w:name w:val="Default Paragraph Font"/>
     <w:uiPriority w:val="1"/>
     <w:semiHidden/>
     <w:unhideWhenUsed/>
   </w:style>
-  <w:style w:type="table" w:default="1" w:styleId="TableNormal">
+  <w:style w:type="table" w:default="1" w:styleId="Tablanormal">
     <w:name w:val="Normal Table"/>
     <w:uiPriority w:val="99"/>
     <w:semiHidden/>
@@ -1687,16 +2522,16 @@
       </w:tblCellMar>
     </w:tblPr>
   </w:style>
-  <w:style w:type="numbering" w:default="1" w:styleId="NoList">
+  <w:style w:type="numbering" w:default="1" w:styleId="Sinlista">
     <w:name w:val="No List"/>
     <w:uiPriority w:val="99"/>
     <w:semiHidden/>
     <w:unhideWhenUsed/>
   </w:style>
-  <w:style w:type="paragraph" w:styleId="BalloonText">
+  <w:style w:type="paragraph" w:styleId="Textodeglobo">
     <w:name w:val="Balloon Text"/>
     <w:basedOn w:val="Normal"/>
-    <w:link w:val="BalloonTextChar"/>
+    <w:link w:val="TextodegloboCar"/>
     <w:uiPriority w:val="99"/>
     <w:semiHidden/>
     <w:unhideWhenUsed/>
@@ -1706,10 +2541,10 @@
       <w:szCs w:val="16"/>
     </w:rPr>
   </w:style>
-  <w:style w:type="character" w:customStyle="1" w:styleId="BalloonTextChar">
-    <w:name w:val="Balloon Text Char"/>
-    <w:basedOn w:val="DefaultParagraphFont"/>
-    <w:link w:val="BalloonText"/>
+  <w:style w:type="character" w:customStyle="1" w:styleId="TextodegloboCar">
+    <w:name w:val="Texto de globo Car"/>
+    <w:basedOn w:val="Fuentedeprrafopredeter"/>
+    <w:link w:val="Textodeglobo"/>
     <w:uiPriority w:val="99"/>
     <w:semiHidden/>
     <w:rPr>
@@ -1718,10 +2553,10 @@
       <w:szCs w:val="16"/>
     </w:rPr>
   </w:style>
-  <w:style w:type="paragraph" w:styleId="Title">
+  <w:style w:type="paragraph" w:styleId="Ttulo">
     <w:name w:val="Title"/>
     <w:basedOn w:val="Normal"/>
-    <w:link w:val="TitleChar"/>
+    <w:link w:val="TtuloCar"/>
     <w:uiPriority w:val="1"/>
     <w:qFormat/>
     <w:rsid w:val="00D86945"/>
@@ -1735,10 +2570,10 @@
       <w:szCs w:val="52"/>
     </w:rPr>
   </w:style>
-  <w:style w:type="character" w:customStyle="1" w:styleId="TitleChar">
-    <w:name w:val="Title Char"/>
-    <w:basedOn w:val="DefaultParagraphFont"/>
-    <w:link w:val="Title"/>
+  <w:style w:type="character" w:customStyle="1" w:styleId="TtuloCar">
+    <w:name w:val="Título Car"/>
+    <w:basedOn w:val="Fuentedeprrafopredeter"/>
+    <w:link w:val="Ttulo"/>
     <w:uiPriority w:val="1"/>
     <w:rsid w:val="00D86945"/>
     <w:rPr>
@@ -1750,10 +2585,10 @@
       <w:szCs w:val="52"/>
     </w:rPr>
   </w:style>
-  <w:style w:type="paragraph" w:styleId="Subtitle">
+  <w:style w:type="paragraph" w:styleId="Subttulo">
     <w:name w:val="Subtitle"/>
     <w:basedOn w:val="Normal"/>
-    <w:link w:val="SubtitleChar"/>
+    <w:link w:val="SubttuloCar"/>
     <w:uiPriority w:val="2"/>
     <w:qFormat/>
     <w:rsid w:val="00D86945"/>
@@ -1767,10 +2602,10 @@
       <w:sz w:val="32"/>
     </w:rPr>
   </w:style>
-  <w:style w:type="character" w:customStyle="1" w:styleId="SubtitleChar">
-    <w:name w:val="Subtitle Char"/>
-    <w:basedOn w:val="DefaultParagraphFont"/>
-    <w:link w:val="Subtitle"/>
+  <w:style w:type="character" w:customStyle="1" w:styleId="SubttuloCar">
+    <w:name w:val="Subtítulo Car"/>
+    <w:basedOn w:val="Fuentedeprrafopredeter"/>
+    <w:link w:val="Subttulo"/>
     <w:uiPriority w:val="2"/>
     <w:rsid w:val="00D86945"/>
     <w:rPr>
@@ -1782,10 +2617,10 @@
       <w:szCs w:val="22"/>
     </w:rPr>
   </w:style>
-  <w:style w:type="character" w:customStyle="1" w:styleId="Heading1Char">
-    <w:name w:val="Heading 1 Char"/>
-    <w:basedOn w:val="DefaultParagraphFont"/>
-    <w:link w:val="Heading1"/>
+  <w:style w:type="character" w:customStyle="1" w:styleId="Ttulo1Car">
+    <w:name w:val="Título 1 Car"/>
+    <w:basedOn w:val="Fuentedeprrafopredeter"/>
+    <w:link w:val="Ttulo1"/>
     <w:uiPriority w:val="4"/>
     <w:rsid w:val="00D077E9"/>
     <w:rPr>
@@ -1797,33 +2632,33 @@
       <w:szCs w:val="32"/>
     </w:rPr>
   </w:style>
-  <w:style w:type="paragraph" w:styleId="Header">
+  <w:style w:type="paragraph" w:styleId="Encabezado">
     <w:name w:val="header"/>
     <w:basedOn w:val="Normal"/>
-    <w:link w:val="HeaderChar"/>
+    <w:link w:val="EncabezadoCar"/>
     <w:uiPriority w:val="8"/>
     <w:unhideWhenUsed/>
     <w:rsid w:val="005037F0"/>
   </w:style>
-  <w:style w:type="character" w:customStyle="1" w:styleId="HeaderChar">
-    <w:name w:val="Header Char"/>
-    <w:basedOn w:val="DefaultParagraphFont"/>
-    <w:link w:val="Header"/>
+  <w:style w:type="character" w:customStyle="1" w:styleId="EncabezadoCar">
+    <w:name w:val="Encabezado Car"/>
+    <w:basedOn w:val="Fuentedeprrafopredeter"/>
+    <w:link w:val="Encabezado"/>
     <w:uiPriority w:val="8"/>
     <w:rsid w:val="0093335D"/>
   </w:style>
-  <w:style w:type="paragraph" w:styleId="Footer">
+  <w:style w:type="paragraph" w:styleId="Piedepgina">
     <w:name w:val="footer"/>
     <w:basedOn w:val="Normal"/>
-    <w:link w:val="FooterChar"/>
+    <w:link w:val="PiedepginaCar"/>
     <w:uiPriority w:val="99"/>
     <w:unhideWhenUsed/>
     <w:rsid w:val="005037F0"/>
   </w:style>
-  <w:style w:type="character" w:customStyle="1" w:styleId="FooterChar">
-    <w:name w:val="Footer Char"/>
-    <w:basedOn w:val="DefaultParagraphFont"/>
-    <w:link w:val="Footer"/>
+  <w:style w:type="character" w:customStyle="1" w:styleId="PiedepginaCar">
+    <w:name w:val="Pie de página Car"/>
+    <w:basedOn w:val="Fuentedeprrafopredeter"/>
+    <w:link w:val="Piedepgina"/>
     <w:uiPriority w:val="99"/>
     <w:rsid w:val="005037F0"/>
     <w:rPr>
@@ -1842,10 +2677,10 @@
       <w:jc w:val="right"/>
     </w:pPr>
   </w:style>
-  <w:style w:type="character" w:customStyle="1" w:styleId="Heading2Char">
-    <w:name w:val="Heading 2 Char"/>
-    <w:basedOn w:val="DefaultParagraphFont"/>
-    <w:link w:val="Heading2"/>
+  <w:style w:type="character" w:customStyle="1" w:styleId="Ttulo2Car">
+    <w:name w:val="Título 2 Car"/>
+    <w:basedOn w:val="Fuentedeprrafopredeter"/>
+    <w:link w:val="Ttulo2"/>
     <w:uiPriority w:val="4"/>
     <w:rsid w:val="00DF027C"/>
     <w:rPr>
@@ -1855,9 +2690,9 @@
       <w:szCs w:val="26"/>
     </w:rPr>
   </w:style>
-  <w:style w:type="table" w:styleId="TableGrid">
+  <w:style w:type="table" w:styleId="Tablaconcuadrcula">
     <w:name w:val="Table Grid"/>
-    <w:basedOn w:val="TableNormal"/>
+    <w:basedOn w:val="Tablanormal"/>
     <w:uiPriority w:val="1"/>
     <w:rsid w:val="00FF16B4"/>
     <w:pPr>
@@ -1874,9 +2709,9 @@
       </w:tblBorders>
     </w:tblPr>
   </w:style>
-  <w:style w:type="character" w:styleId="PlaceholderText">
+  <w:style w:type="character" w:styleId="Textodelmarcadordeposicin">
     <w:name w:val="Placeholder Text"/>
-    <w:basedOn w:val="DefaultParagraphFont"/>
+    <w:basedOn w:val="Fuentedeprrafopredeter"/>
     <w:uiPriority w:val="99"/>
     <w:unhideWhenUsed/>
     <w:rsid w:val="00D86945"/>
@@ -1903,7 +2738,7 @@
   </w:style>
   <w:style w:type="character" w:customStyle="1" w:styleId="Carcterdecontenido">
     <w:name w:val="Carácter de contenido"/>
-    <w:basedOn w:val="DefaultParagraphFont"/>
+    <w:basedOn w:val="Fuentedeprrafopredeter"/>
     <w:link w:val="Contenido"/>
     <w:rsid w:val="00DF027C"/>
     <w:rPr>
@@ -1915,7 +2750,7 @@
   </w:style>
   <w:style w:type="character" w:customStyle="1" w:styleId="Carcterdetextodestacado">
     <w:name w:val="Carácter de texto destacado"/>
-    <w:basedOn w:val="DefaultParagraphFont"/>
+    <w:basedOn w:val="Fuentedeprrafopredeter"/>
     <w:link w:val="Textodestacado"/>
     <w:rsid w:val="00DF027C"/>
     <w:rPr>
@@ -1954,7 +2789,7 @@
           </w:pPr>
           <w:r>
             <w:rPr>
-              <w:rStyle w:val="SubtitleChar"/>
+              <w:rStyle w:val="SubttuloCar"/>
               <w:b/>
               <w:lang w:bidi="es-ES"/>
             </w:rPr>
@@ -1962,14 +2797,14 @@
           </w:r>
           <w:r>
             <w:rPr>
-              <w:rStyle w:val="SubtitleChar"/>
+              <w:rStyle w:val="SubttuloCar"/>
               <w:lang w:bidi="es-ES"/>
             </w:rPr>
             <w:instrText xml:space="preserve"> DATE  \@ "MMMM d"  \* MERGEFORMAT </w:instrText>
           </w:r>
           <w:r>
             <w:rPr>
-              <w:rStyle w:val="SubtitleChar"/>
+              <w:rStyle w:val="SubttuloCar"/>
               <w:b/>
               <w:lang w:bidi="es-ES"/>
             </w:rPr>
@@ -1977,14 +2812,14 @@
           </w:r>
           <w:r>
             <w:rPr>
-              <w:rStyle w:val="SubtitleChar"/>
+              <w:rStyle w:val="SubttuloCar"/>
               <w:lang w:bidi="es-ES"/>
             </w:rPr>
             <w:t>mayo 29</w:t>
           </w:r>
           <w:r>
             <w:rPr>
-              <w:rStyle w:val="SubtitleChar"/>
+              <w:rStyle w:val="SubttuloCar"/>
               <w:b/>
               <w:lang w:bidi="es-ES"/>
             </w:rPr>
@@ -2023,156 +2858,6 @@
         </w:p>
       </w:docPartBody>
     </w:docPart>
-    <w:docPart>
-      <w:docPartPr>
-        <w:name w:val="B4A70EBBBF6D404C8B60B6FABDD0D462"/>
-        <w:category>
-          <w:name w:val="General"/>
-          <w:gallery w:val="placeholder"/>
-        </w:category>
-        <w:types>
-          <w:type w:val="bbPlcHdr"/>
-        </w:types>
-        <w:behaviors>
-          <w:behavior w:val="content"/>
-        </w:behaviors>
-        <w:guid w:val="{50E33E09-4121-41DB-88F8-DF96A0C35C8B}"/>
-      </w:docPartPr>
-      <w:docPartBody>
-        <w:p>
-          <w:pPr>
-            <w:pStyle w:val="B4A70EBBBF6D404C8B60B6FABDD0D462"/>
-          </w:pPr>
-          <w:r>
-            <w:rPr>
-              <w:noProof/>
-              <w:lang w:bidi="es-ES"/>
-            </w:rPr>
-            <w:t>Texto del subtítulo aquí</w:t>
-          </w:r>
-        </w:p>
-      </w:docPartBody>
-    </w:docPart>
-    <w:docPart>
-      <w:docPartPr>
-        <w:name w:val="12B0D77CF56941118D501557E5DD35EC"/>
-        <w:category>
-          <w:name w:val="General"/>
-          <w:gallery w:val="placeholder"/>
-        </w:category>
-        <w:types>
-          <w:type w:val="bbPlcHdr"/>
-        </w:types>
-        <w:behaviors>
-          <w:behavior w:val="content"/>
-        </w:behaviors>
-        <w:guid w:val="{0AD55C68-FAE5-4170-9EA3-1B1EEE004926}"/>
-      </w:docPartPr>
-      <w:docPartBody>
-        <w:p>
-          <w:pPr>
-            <w:pStyle w:val="12B0D77CF56941118D501557E5DD35EC"/>
-          </w:pPr>
-          <w:r>
-            <w:rPr>
-              <w:noProof/>
-              <w:lang w:bidi="es-ES"/>
-            </w:rPr>
-            <w:t>Para empezar ahora mismo, pulse el texto de cualquier marcador de posición (como este) y empiece a escribir para reemplazarlo por el suyo.</w:t>
-          </w:r>
-        </w:p>
-      </w:docPartBody>
-    </w:docPart>
-    <w:docPart>
-      <w:docPartPr>
-        <w:name w:val="1DDDECE6201F44668E81E7F30EABE932"/>
-        <w:category>
-          <w:name w:val="General"/>
-          <w:gallery w:val="placeholder"/>
-        </w:category>
-        <w:types>
-          <w:type w:val="bbPlcHdr"/>
-        </w:types>
-        <w:behaviors>
-          <w:behavior w:val="content"/>
-        </w:behaviors>
-        <w:guid w:val="{39E86AA2-8C36-4CA6-926E-EEB6C25D9D1F}"/>
-      </w:docPartPr>
-      <w:docPartBody>
-        <w:p>
-          <w:pPr>
-            <w:pStyle w:val="1DDDECE6201F44668E81E7F30EABE932"/>
-          </w:pPr>
-          <w:r>
-            <w:rPr>
-              <w:noProof/>
-              <w:lang w:bidi="es-ES"/>
-            </w:rPr>
-            <w:t xml:space="preserve">¿Quiere insertar una imagen de sus archivos o agregar una forma, un cuadro de texto o una tabla? ¡Adelante! En la pestaña Insertar de la cinta de opciones, pulse la opción que necesite. </w:t>
-          </w:r>
-        </w:p>
-      </w:docPartBody>
-    </w:docPart>
-    <w:docPart>
-      <w:docPartPr>
-        <w:name w:val="3A383558934644F6946DD488E578BF93"/>
-        <w:category>
-          <w:name w:val="General"/>
-          <w:gallery w:val="placeholder"/>
-        </w:category>
-        <w:types>
-          <w:type w:val="bbPlcHdr"/>
-        </w:types>
-        <w:behaviors>
-          <w:behavior w:val="content"/>
-        </w:behaviors>
-        <w:guid w:val="{3BEA5880-CEF0-4B2C-B6EF-E3D787D3A335}"/>
-      </w:docPartPr>
-      <w:docPartBody>
-        <w:p>
-          <w:pPr>
-            <w:pStyle w:val="3A383558934644F6946DD488E578BF93"/>
-          </w:pPr>
-          <w:r>
-            <w:rPr>
-              <w:noProof/>
-              <w:lang w:bidi="es-ES"/>
-            </w:rPr>
-            <w:t>Para empezar ahora mismo, pulse el texto de cualquier marcador de posición (como este) y empiece a escribir para reemplazarlo por el suyo.</w:t>
-          </w:r>
-        </w:p>
-      </w:docPartBody>
-    </w:docPart>
-    <w:docPart>
-      <w:docPartPr>
-        <w:name w:val="F95FE7E2A09745A0B83BF06C65A2C538"/>
-        <w:category>
-          <w:name w:val="General"/>
-          <w:gallery w:val="placeholder"/>
-        </w:category>
-        <w:types>
-          <w:type w:val="bbPlcHdr"/>
-        </w:types>
-        <w:behaviors>
-          <w:behavior w:val="content"/>
-        </w:behaviors>
-        <w:guid w:val="{F942C61D-A35E-491B-8581-DD86A1CAFC0D}"/>
-      </w:docPartPr>
-      <w:docPartBody>
-        <w:p>
-          <w:pPr>
-            <w:pStyle w:val="F95FE7E2A09745A0B83BF06C65A2C538"/>
-          </w:pPr>
-          <w:r>
-            <w:rPr>
-              <w:noProof/>
-              <w:lang w:bidi="es-ES"/>
-            </w:rPr>
-            <w:t xml:space="preserve">¿Quiere insertar una imagen de sus archivos o agregar una forma, un cuadro de texto o una tabla? ¡Adelante! En la pestaña Insertar de la cinta de opciones, pulse la opción que necesite. </w:t>
-          </w:r>
-        </w:p>
-      </w:docPartBody>
-    </w:docPart>
   </w:docParts>
 </w:glossaryDocument>
 </file>
@@ -2186,6 +2871,20 @@
     <w:pitch w:val="variable"/>
     <w:sig w:usb0="E4002EFF" w:usb1="C200ACFF" w:usb2="00000009" w:usb3="00000000" w:csb0="000001FF" w:csb1="00000000"/>
   </w:font>
+  <w:font w:name="MS Mincho">
+    <w:panose1 w:val="02020609040205080304"/>
+    <w:charset w:val="80"/>
+    <w:family w:val="modern"/>
+    <w:pitch w:val="fixed"/>
+    <w:sig w:usb0="E00002FF" w:usb1="6AC7FDFB" w:usb2="08000012" w:usb3="00000000" w:csb0="0002009F" w:csb1="00000000"/>
+  </w:font>
+  <w:font w:name="Courier New">
+    <w:panose1 w:val="02070309020205020404"/>
+    <w:charset w:val="00"/>
+    <w:family w:val="modern"/>
+    <w:pitch w:val="fixed"/>
+    <w:sig w:usb0="E0002EFF" w:usb1="C0007843" w:usb2="00000009" w:usb3="00000000" w:csb0="000001FF" w:csb1="00000000"/>
+  </w:font>
   <w:font w:name="Times New Roman">
     <w:panose1 w:val="02020603050405020304"/>
     <w:charset w:val="00"/>
@@ -2193,12 +2892,19 @@
     <w:pitch w:val="variable"/>
     <w:sig w:usb0="E0002EFF" w:usb1="C000785B" w:usb2="00000009" w:usb3="00000000" w:csb0="000001FF" w:csb1="00000000"/>
   </w:font>
-  <w:font w:name="MS Mincho">
-    <w:panose1 w:val="02020609040205080304"/>
-    <w:charset w:val="80"/>
-    <w:family w:val="modern"/>
-    <w:pitch w:val="fixed"/>
-    <w:sig w:usb0="E00002FF" w:usb1="6AC7FDFB" w:usb2="08000012" w:usb3="00000000" w:csb0="0002009F" w:csb1="00000000"/>
+  <w:font w:name="Wingdings">
+    <w:panose1 w:val="05000000000000000000"/>
+    <w:charset w:val="02"/>
+    <w:family w:val="auto"/>
+    <w:pitch w:val="variable"/>
+    <w:sig w:usb0="00000000" w:usb1="10000000" w:usb2="00000000" w:usb3="00000000" w:csb0="80000000" w:csb1="00000000"/>
+  </w:font>
+  <w:font w:name="Symbol">
+    <w:panose1 w:val="05050102010706020507"/>
+    <w:charset w:val="02"/>
+    <w:family w:val="roman"/>
+    <w:pitch w:val="variable"/>
+    <w:sig w:usb0="00000000" w:usb1="10000000" w:usb2="00000000" w:usb3="00000000" w:csb0="80000000" w:csb1="00000000"/>
   </w:font>
   <w:font w:name="Arial">
     <w:panose1 w:val="020B0604020202020204"/>
@@ -2258,6 +2964,8 @@
     <w:rsid w:val="005B396A"/>
     <w:rsid w:val="009A47D8"/>
     <w:rsid w:val="00C80099"/>
+    <w:rsid w:val="00CE6B4F"/>
+    <w:rsid w:val="00F808F1"/>
     <w:rsid w:val="00FB4225"/>
   </w:rsids>
   <m:mathPr>
@@ -2682,13 +3390,13 @@
     <w:name w:val="Normal"/>
     <w:qFormat/>
   </w:style>
-  <w:style w:type="character" w:default="1" w:styleId="DefaultParagraphFont">
+  <w:style w:type="character" w:default="1" w:styleId="Fuentedeprrafopredeter">
     <w:name w:val="Default Paragraph Font"/>
     <w:uiPriority w:val="1"/>
     <w:semiHidden/>
     <w:unhideWhenUsed/>
   </w:style>
-  <w:style w:type="table" w:default="1" w:styleId="TableNormal">
+  <w:style w:type="table" w:default="1" w:styleId="Tablanormal">
     <w:name w:val="Normal Table"/>
     <w:uiPriority w:val="99"/>
     <w:semiHidden/>
@@ -2703,16 +3411,16 @@
       </w:tblCellMar>
     </w:tblPr>
   </w:style>
-  <w:style w:type="numbering" w:default="1" w:styleId="NoList">
+  <w:style w:type="numbering" w:default="1" w:styleId="Sinlista">
     <w:name w:val="No List"/>
     <w:uiPriority w:val="99"/>
     <w:semiHidden/>
     <w:unhideWhenUsed/>
   </w:style>
-  <w:style w:type="paragraph" w:styleId="Subtitle">
+  <w:style w:type="paragraph" w:styleId="Subttulo">
     <w:name w:val="Subtitle"/>
     <w:basedOn w:val="Normal"/>
-    <w:link w:val="SubtitleChar"/>
+    <w:link w:val="SubttuloCar"/>
     <w:uiPriority w:val="2"/>
     <w:qFormat/>
     <w:pPr>
@@ -2730,10 +3438,10 @@
       <w14:ligatures w14:val="none"/>
     </w:rPr>
   </w:style>
-  <w:style w:type="character" w:customStyle="1" w:styleId="SubtitleChar">
-    <w:name w:val="Subtitle Char"/>
-    <w:basedOn w:val="DefaultParagraphFont"/>
-    <w:link w:val="Subtitle"/>
+  <w:style w:type="character" w:customStyle="1" w:styleId="SubttuloCar">
+    <w:name w:val="Subtítulo Car"/>
+    <w:basedOn w:val="Fuentedeprrafopredeter"/>
+    <w:link w:val="Subttulo"/>
     <w:uiPriority w:val="2"/>
     <w:rPr>
       <w:caps/>
@@ -3047,10 +3755,14 @@
   <Abstract/>
   <CompanyAddress/>
   <CompanyPhone/>
-  <CompanyFax>nombre
+  <CompanyFax>Ricardo Pérez
 </CompanyFax>
   <CompanyEmail/>
 </CoverPageProperties>
+</file>
+
+<file path=customXml/item2.xml><?xml version="1.0" encoding="utf-8"?>
+<b:Sources xmlns:b="http://schemas.openxmlformats.org/officeDocument/2006/bibliography" xmlns="http://schemas.openxmlformats.org/officeDocument/2006/bibliography" SelectedStyle="\APASixthEditionOfficeOnline.xsl" StyleName="APA" Version="6"/>
 </file>
 
 <file path=customXml/itemProps1.xml><?xml version="1.0" encoding="utf-8"?>
@@ -3059,4 +3771,12 @@
     <ds:schemaRef ds:uri="http://schemas.microsoft.com/office/2006/coverPageProps"/>
   </ds:schemaRefs>
 </ds:datastoreItem>
+</file>
+
+<file path=customXml/itemProps2.xml><?xml version="1.0" encoding="utf-8"?>
+<ds:datastoreItem xmlns:ds="http://schemas.openxmlformats.org/officeDocument/2006/customXml" ds:itemID="{CC20F3DB-57EA-4DE8-A8DA-D33C077BB7E9}">
+  <ds:schemaRefs>
+    <ds:schemaRef ds:uri="http://schemas.openxmlformats.org/officeDocument/2006/bibliography"/>
+  </ds:schemaRefs>
+</ds:datastoreItem>
 </file>